--- a/submissions/10-carton-bid-evaluation/inputs/itb_2026_17_cartons.docx
+++ b/submissions/10-carton-bid-evaluation/inputs/itb_2026_17_cartons.docx
@@ -132,7 +132,7 @@
           </w:tcPr>
           <w:p>
             <w:r>
-              <w:t>60,000</w:t>
+              <w:t>45,000</w:t>
             </w:r>
           </w:p>
         </w:tc>
@@ -154,7 +154,7 @@
           </w:tcPr>
           <w:p>
             <w:r>
-              <w:t>RSC 18 x 12 x 10, 32 ECT B flute, kraft, unprinted</w:t>
+              <w:t>RSC 18 x 12 x 12, 32 ECT B flute, kraft, unprinted</w:t>
             </w:r>
           </w:p>
         </w:tc>
@@ -164,7 +164,7 @@
           </w:tcPr>
           <w:p>
             <w:r>
-              <w:t>84,000</w:t>
+              <w:t>64,000</w:t>
             </w:r>
           </w:p>
         </w:tc>
@@ -196,7 +196,7 @@
           </w:tcPr>
           <w:p>
             <w:r>
-              <w:t>48,000</w:t>
+              <w:t>36,000</w:t>
             </w:r>
           </w:p>
         </w:tc>
@@ -228,7 +228,7 @@
           </w:tcPr>
           <w:p>
             <w:r>
-              <w:t>12,000</w:t>
+              <w:t>9,000</w:t>
             </w:r>
           </w:p>
         </w:tc>
@@ -260,7 +260,7 @@
           </w:tcPr>
           <w:p>
             <w:r>
-              <w:t>30,000</w:t>
+              <w:t>24,000</w:t>
             </w:r>
           </w:p>
         </w:tc>
@@ -309,6 +309,14 @@
       </w:pPr>
       <w:r>
         <w:t>3.3. Bidders state their plant of manufacture, their FOB terms and their payment terms on the bid form. A bid may be offered FOB destination, Alexandria, Minnesota, freight prepaid and included, or FOB origin, in which case Nordvik adds freight to the evaluated price under section 5.</w:t>
+      </w:r>
+    </w:p>
+    <w:p>
+      <w:pPr>
+        <w:spacing w:after="120"/>
+      </w:pPr>
+      <w:r>
+        <w:t>3.4. A bidder may modify or withdraw its bid by a signed writing that reaches the purchasing office before the bid due time, and a facsimile is accepted for this purpose. A modification that reaches the purchasing office after the due time is not considered, and the bid stands as submitted. A modification changes the bid without changing the time at which the bid was received. A bid that is withdrawn and resubmitted is received when the resubmitted bid reaches the purchasing office.</w:t>
       </w:r>
     </w:p>
     <w:p>
@@ -389,7 +397,7 @@
         <w:spacing w:after="120"/>
       </w:pPr>
       <w:r>
-        <w:t>5.4. Freight for a bid offered FOB origin is computed on the shipping weight of the estimated annual quantity, in hundredweight, at the rate for the plant's state on Nordvik's inbound freight schedule in the bid tabulation workbook.</w:t>
+        <w:t>5.4. Freight for a bid offered FOB origin is computed on the shipping weight of the estimated annual quantity, in hundredweight, at the rate for the plant's state on Nordvik's inbound freight schedule in the bid tabulation workbook. Where a bidder ships items from more than one plant, each item's shipping weight is rated at the rate for the state of the plant that ships it.</w:t>
       </w:r>
     </w:p>
     <w:p>

--- a/submissions/10-carton-bid-evaluation/inputs/itb_2026_17_cartons.docx
+++ b/submissions/10-carton-bid-evaluation/inputs/itb_2026_17_cartons.docx
@@ -308,7 +308,7 @@
         <w:spacing w:after="120"/>
       </w:pPr>
       <w:r>
-        <w:t>3.3. Bidders state their plant of manufacture, their FOB terms and their payment terms on the bid form. A bid may be offered FOB destination, Alexandria, Minnesota, freight prepaid and included, or FOB origin, in which case Nordvik adds freight to the evaluated price under section 5.</w:t>
+        <w:t>3.3. Bidders state their plant of manufacture, their FOB terms and their payment terms on the bid form, and the bid form is signed by an officer of the bidder. A bid may be offered FOB destination, Alexandria, Minnesota, freight prepaid and included, or FOB origin, in which case Nordvik adds freight to the evaluated price under section 5.</w:t>
       </w:r>
     </w:p>
     <w:p>
@@ -316,7 +316,11 @@
         <w:spacing w:after="120"/>
       </w:pPr>
       <w:r>
-        <w:t>3.4. A bidder may modify or withdraw its bid by a signed writing that reaches the purchasing office before the bid due time, and a facsimile is accepted for this purpose. A modification that reaches the purchasing office after the due time is not considered, and the bid stands as submitted. A modification changes the bid without changing the time at which the bid was received. A bid that is withdrawn and resubmitted is received when the resubmitted bid reaches the purchasing office.</w:t>
+        <w:t xml:space="preserve">3.4. A bidder may modify or withdraw its bid by a signed writing that reaches the purchasing office before the bid due time, and a facsimile is accepted for this purpose. A modification that reaches the purchasing office after the due time is not considered, and the bid stands as submitted. A </w:t>
+      </w:r>
+      <w:r>
+        <w:lastRenderedPageBreak/>
+        <w:t>modification changes the bid without changing the time at which the bid was received. A bid that is withdrawn and resubmitted is received when the resubmitted bid reaches the purchasing office.</w:t>
       </w:r>
     </w:p>
     <w:p>
@@ -324,7 +328,6 @@
         <w:pStyle w:val="Heading1"/>
       </w:pPr>
       <w:r>
-        <w:lastRenderedPageBreak/>
         <w:t>Section 4. Pricing terms</w:t>
       </w:r>
     </w:p>
